--- a/zaini_case_audit_output/outputs/word/documents/132_فلة الوادي 2015 (rar).docx
+++ b/zaini_case_audit_output/outputs/word/documents/132_فلة الوادي 2015 (rar).docx
@@ -51,6 +51,20 @@
           <w:i/>
         </w:rPr>
         <w:t>[مخرج آلي / Script Output - سماوي]  [مخرج آلي يحتاج مراجعة بشرية - وردي]</w:t>
+      </w:r>
+    </w:p>
+    <w:p>
+      <w:pPr>
+        <w:jc w:val="right"/>
+        <w:bidi/>
+      </w:pPr>
+      <w:r>
+        <w:rPr>
+          <w:b w:val="0"/>
+          <w:i/>
+          <w:color w:val="C00000"/>
+        </w:rPr>
+        <w:t>[نص ممسوح OCR صُحِّح ترتيبه آلياً — قد يحتوي أخطاء طفيفة]</w:t>
       </w:r>
     </w:p>
     <w:p/>
@@ -402,7 +416,7 @@
         </w:rPr>
         <w:t>[صفحة 3 - OCR]</w:t>
         <w:br/>
-        <w:t>ae ‏مسب‎ SS</w:t>
+        <w:t>SS ‎بسم‏ ae</w:t>
         <w:br/>
         <w:t>Barre ey ‏ينذقنا‎ oT ‏أشن هدر‎ 1 rer rrr</w:t>
       </w:r>
@@ -1309,7 +1323,7 @@
         <w:br/>
         <w:t>1 4 2 ‏أ‎</w:t>
         <w:br/>
-        <w:t>‎wr? | et mee | rine | oF ‏؟‎ ™ 0</w:t>
+        <w:t>‎wr? | et mee | rine | oF ‏؟‎ TM 0</w:t>
         <w:br/>
         <w:t>‏صم اذا‎ [atemers | ‏ل ضما‎ 1 ,</w:t>
       </w:r>

--- a/zaini_case_audit_output/outputs/word/documents/132_فلة الوادي 2015 (rar).docx
+++ b/zaini_case_audit_output/outputs/word/documents/132_فلة الوادي 2015 (rar).docx
@@ -78,7 +78,7 @@
           <w:b w:val="0"/>
           <w:i w:val="0"/>
         </w:rPr>
-        <w:t>[أرشيف 1WUZ01OMDTjsU_b1X41ihwABmKmeD9BPQ.rar - عدد الملفات الداخلية: 6 - طريقة: rar]</w:t>
+        <w:t>[rar :ةقيرط - 6 :ةيلخادلا تافلملا ددع - 1WUZ01OMDTjsU_b1X41ihwABmKmeD9BPQ.rar فيشرأ]</w:t>
       </w:r>
     </w:p>
     <w:p>
@@ -95,7 +95,7 @@
         <w:br/>
         <w:t>[صفحة 1 - OCR]</w:t>
         <w:br/>
-        <w:t>شركة ‎pS jal‏ المحدودة التاريخ : 2015/8/30 ص 09:23:09</w:t>
+        <w:t>09:23:09 ص 2015/8/30 : خيراتلا ةدودحملا ‏jal pS‎ ةكرش</w:t>
         <w:br/>
         <w:t>ص.ب 464":ه ‎11١614 ban‏ صفحة رقم : 1</w:t>
       </w:r>
@@ -201,7 +201,7 @@
           <w:b w:val="0"/>
           <w:i w:val="0"/>
         </w:rPr>
-        <w:t>التلاريخ :2015/8/30 اليوميةالفرعية :</w:t>
+        <w:t>: ةيعرفلاةيمويلا :2015/8/30 خيرالتلا</w:t>
         <w:br/>
         <w:t>شر القيدء باس ‎ly oli‏ لشي لد ريدي عن شهر اغسطس 1016م</w:t>
       </w:r>
@@ -265,7 +265,7 @@
         </w:rPr>
         <w:t>[صفحة 2 - OCR]</w:t>
         <w:br/>
-        <w:t>شركة أوزكو المحدودة</w:t>
+        <w:t>ةدودحملا وكزوأ ةكرش</w:t>
         <w:br/>
         <w:t>جدة - عمارة أوزكو</w:t>
       </w:r>
@@ -319,7 +319,7 @@
           <w:b w:val="0"/>
           <w:i w:val="0"/>
         </w:rPr>
-        <w:t>يصرف الى المكرم : مذكورين</w:t>
+        <w:t>نيروكذم : مركملا ىلا فرصي</w:t>
       </w:r>
     </w:p>
     <w:p>
@@ -362,7 +362,7 @@
         </w:rPr>
         <w:t>التاريخ : 015/8/58 م</w:t>
         <w:br/>
-        <w:t>المواقق : 153/11/18 له</w:t>
+        <w:t>هل 153/11/18 : ققاوملا</w:t>
       </w:r>
     </w:p>
     <w:p>
@@ -401,7 +401,7 @@
           <w:b w:val="0"/>
           <w:i w:val="0"/>
         </w:rPr>
-        <w:t>المستلم</w:t>
+        <w:t>ملتسملا</w:t>
       </w:r>
     </w:p>
     <w:p>
@@ -458,7 +458,7 @@
         </w:rPr>
         <w:t>on ‏هم‎ " * wer</w:t>
         <w:br/>
-        <w:t>ea ‏ا‎ | lr ‏ا ال‎</w:t>
+        <w:t>‎لا ا‏ lr | ‎ا‏ ea</w:t>
       </w:r>
     </w:p>
     <w:p>
@@ -701,7 +701,7 @@
           <w:b w:val="0"/>
           <w:i w:val="0"/>
         </w:rPr>
-        <w:t>التاريخ :2015/9/20 اليوميةالفرعية :</w:t>
+        <w:t>: ةيعرفلاةيمويلا :2015/9/20 خيراتلا</w:t>
       </w:r>
     </w:p>
     <w:p>
@@ -714,7 +714,7 @@
           <w:b w:val="0"/>
           <w:i w:val="0"/>
         </w:rPr>
-        <w:t>اشر القيد: رداك الباملين با شن لخمة زيل ‎Ys ee‏</w:t>
+        <w:t>‏ee Ys‎ ليز ةمخل نش اب نيلمابلا كادر :ديقلا رشا</w:t>
       </w:r>
     </w:p>
     <w:p>
@@ -769,7 +769,7 @@
         </w:rPr>
         <w:t>[صفحة 2 - OCR]</w:t>
         <w:br/>
-        <w:t>شركة أوزكو المحدودة ‎CO. LTD.‏ 0200</w:t>
+        <w:t>0200 ‏LTD. CO.‎ ةدودحملا وكزوأ ةكرش</w:t>
         <w:br/>
         <w:t>جدة - عمارة أوزكو ‎JEDDAH - 0260 BUILDING‏</w:t>
         <w:br/>
@@ -801,9 +801,9 @@
           <w:b w:val="0"/>
           <w:i w:val="0"/>
         </w:rPr>
-        <w:t>ريال الموافق : ‎VETTE‏</w:t>
+        <w:t>‏VETTE‎ : قفاوملا لاير</w:t>
         <w:br/>
-        <w:t>‏يصرف الى المكرم : مذكورين</w:t>
+        <w:t>نيروكذم : مركملا ىلا فرصي‏</w:t>
       </w:r>
     </w:p>
     <w:p>
@@ -1008,7 +1008,7 @@
           <w:b w:val="0"/>
           <w:i w:val="0"/>
         </w:rPr>
-        <w:t>rsp FCSE ‏الخلددهد‎</w:t>
+        <w:t>‎دهددلخلا‏ FCSE rsp</w:t>
       </w:r>
     </w:p>
     <w:p>
@@ -1025,7 +1025,7 @@
         <w:br/>
         <w:t>[صفحة 1 - OCR]</w:t>
         <w:br/>
-        <w:t>شركة أوزكو المحدودة التريخ: 2015/10/28ص 0803-27</w:t>
+        <w:t>0803-27 ص2015/10/28 :خيرتلا ةدودحملا وكزوأ ةكرش</w:t>
         <w:br/>
         <w:t>ص,ب 514745 ‎YVOVE Sap‏ صفحة رقم : 1</w:t>
         <w:br/>
@@ -1163,7 +1163,7 @@
         </w:rPr>
         <w:t>[صفحة 2 - OCR]</w:t>
         <w:br/>
-        <w:t>OZCO CO. LTD. ‏شركة أوزكو المحدودة‎</w:t>
+        <w:t>‎ةدودحملا وكزوأ ةكرش‏ LTD. CO. OZCO</w:t>
         <w:br/>
         <w:t>JEDDAH - 0260 BUILDING ‏جدة - عمارة أوزكو‎</w:t>
         <w:br/>
@@ -1195,7 +1195,7 @@
           <w:b w:val="0"/>
           <w:i w:val="0"/>
         </w:rPr>
-        <w:t>ريال الموافى : 1559/01/18</w:t>
+        <w:t>1559/01/18 : ىفاوملا لاير</w:t>
       </w:r>
     </w:p>
     <w:p>
@@ -1208,7 +1208,7 @@
           <w:b w:val="0"/>
           <w:i w:val="0"/>
         </w:rPr>
-        <w:t>يصرف الى المكرم : مذكورين</w:t>
+        <w:t>نيروكذم : مركملا ىلا فرصي</w:t>
         <w:br/>
         <w:t>مبلغ فقط وقدره : ثلاثة عشرةٍ الف وستمائة وسبعون ريل لاغير.</w:t>
         <w:br/>
@@ -1227,7 +1227,7 @@
         </w:rPr>
         <w:t>1</w:t>
         <w:br/>
-        <w:t>مآ امهس</w:t>
+        <w:t>سهما آم</w:t>
         <w:br/>
         <w:t>‎te‏ لمعنس سا</w:t>
       </w:r>
@@ -1392,7 +1392,7 @@
           <w:b w:val="0"/>
           <w:i w:val="0"/>
         </w:rPr>
-        <w:t>BOT UTA 3? eH ge ‏بالل‎</w:t>
+        <w:t>‎للاب‏ ge eH ?3 UTA BOT</w:t>
         <w:br/>
         <w:t>‎HAP? : orf ifort</w:t>
       </w:r>
@@ -1439,7 +1439,7 @@
           <w:b w:val="0"/>
           <w:i w:val="0"/>
         </w:rPr>
-        <w:t>شركة أوزكو المححدودة التساريخ : 2015/12/1 ص 11:22:20</w:t>
+        <w:t>11:22:20 ص 2015/12/1 : خيراستلا ةدودححملا وكزوأ ةكرش</w:t>
       </w:r>
     </w:p>
     <w:p>
@@ -1499,7 +1499,7 @@
           <w:b w:val="0"/>
           <w:i w:val="0"/>
         </w:rPr>
-        <w:t>10095725 الخادمة سوديرا- الاندونيسية</w:t>
+        <w:t>ةيسينودنالا -اريدوس ةمداخلا 10095725</w:t>
       </w:r>
     </w:p>
     <w:p>
@@ -1542,7 +1542,7 @@
         </w:rPr>
         <w:t>[صفحة 2 - OCR]</w:t>
         <w:br/>
-        <w:t>OZCO CO. LTD. ‏شركة أوزكو المحدودة‎</w:t>
+        <w:t>‎ةدودحملا وكزوأ ةكرش‏ LTD. CO. OZCO</w:t>
         <w:br/>
         <w:t>JEDDAH - 0260 BUILDING ‏جدة - عمارة أوزكو‎</w:t>
         <w:br/>
@@ -1572,7 +1572,7 @@
           <w:b w:val="0"/>
           <w:i w:val="0"/>
         </w:rPr>
-        <w:t>ام الموافق اه</w:t>
+        <w:t>ها قفاوملا ما</w:t>
       </w:r>
     </w:p>
     <w:p>
@@ -1585,7 +1585,7 @@
           <w:b w:val="0"/>
           <w:i w:val="0"/>
         </w:rPr>
-        <w:t>يصرف الى المكرم : مذكورين</w:t>
+        <w:t>نيروكذم : مركملا ىلا فرصي</w:t>
         <w:br/>
         <w:t>مبلغ فقط وقدره : أربعة عشرة الف وثلاثمائة وسبعون ربل لاغير.</w:t>
         <w:br/>
@@ -1602,7 +1602,7 @@
           <w:b w:val="0"/>
           <w:i w:val="0"/>
         </w:rPr>
-        <w:t>المستلم أمين الصندوق</w:t>
+        <w:t>قودنصلا نيمأ ملتسملا</w:t>
         <w:br/>
         <w:t>2 ~</w:t>
         <w:br/>
@@ -1619,7 +1619,7 @@
           <w:b w:val="0"/>
           <w:i w:val="0"/>
         </w:rPr>
-        <w:t>الح مسحو وو ل كك</w:t>
+        <w:t>كك ل وو وحسم حلا</w:t>
       </w:r>
     </w:p>
     <w:p>
@@ -1685,7 +1685,7 @@
         <w:br/>
         <w:t>‎Voary‏</w:t>
         <w:br/>
-        <w:t>‏المالامم</w:t>
+        <w:t>ممالاملا‏</w:t>
       </w:r>
     </w:p>
     <w:p>
@@ -1825,7 +1825,7 @@
         </w:rPr>
         <w:t>‎WEES AAAS</w:t>
         <w:br/>
-        <w:t>WF? ‏بده / ال ؛‎</w:t>
+        <w:t>‎؛ لا / هدب‏ ?WF</w:t>
       </w:r>
     </w:p>
     <w:p>
@@ -1855,7 +1855,7 @@
         <w:br/>
         <w:t>[صفحة 1 - OCR]</w:t>
         <w:br/>
-        <w:t>شركة أوزكوالمحدودة التاريخ : 2015/12/29ص 11:54:29</w:t>
+        <w:t>11:54:29 ص2015/12/29 : خيراتلا ةدودحملاوكزوأ ةكرش</w:t>
         <w:br/>
         <w:t>‎YVONNE ban 514595 Oe‏ صفحة رقم : 1</w:t>
         <w:br/>
@@ -1904,7 +1904,7 @@
           <w:b w:val="0"/>
           <w:i w:val="0"/>
         </w:rPr>
-        <w:t>10095725 الخادمة سوديرا الاندونيسية</w:t>
+        <w:t>ةيسينودنالا اريدوس ةمداخلا 10095725</w:t>
       </w:r>
     </w:p>
     <w:p>
@@ -1930,7 +1930,7 @@
           <w:b w:val="0"/>
           <w:i w:val="0"/>
         </w:rPr>
-        <w:t>للب سبي ‎a‏ ام ‎H17,170‏</w:t>
+        <w:t>‏170,H17‎ ما ‏a‎ يبس بلل</w:t>
       </w:r>
     </w:p>
     <w:p>
@@ -1945,7 +1945,7 @@
         </w:rPr>
         <w:t>[صفحة 2 - OCR]</w:t>
         <w:br/>
-        <w:t>OZCO CO. LTD. ‏شركة أوزكو المحدودة‎</w:t>
+        <w:t>‎ةدودحملا وكزوأ ةكرش‏ LTD. CO. OZCO</w:t>
         <w:br/>
         <w:t>JEDDAH - 02600 BUILDING ‏جدة - عمارة أوزكو‎</w:t>
         <w:br/>
@@ -1975,7 +1975,7 @@
           <w:b w:val="0"/>
           <w:i w:val="0"/>
         </w:rPr>
-        <w:t>ال الموافق : اام</w:t>
+        <w:t>ماا : قفاوملا لا</w:t>
       </w:r>
     </w:p>
     <w:p>
@@ -1988,7 +1988,7 @@
           <w:b w:val="0"/>
           <w:i w:val="0"/>
         </w:rPr>
-        <w:t>يصرف الى المكرم : مذكورين</w:t>
+        <w:t>نيروكذم : مركملا ىلا فرصي</w:t>
         <w:br/>
         <w:t>مبلغ وقدره : أربعة عشرة الف وستمائة وسبعون ربد لاغير 2</w:t>
         <w:br/>
@@ -2005,7 +2005,7 @@
           <w:b w:val="0"/>
           <w:i w:val="0"/>
         </w:rPr>
-        <w:t>المستلم</w:t>
+        <w:t>ملتسملا</w:t>
       </w:r>
     </w:p>
     <w:p>
@@ -2063,7 +2063,7 @@
           <w:b w:val="0"/>
           <w:i w:val="0"/>
         </w:rPr>
-        <w:t>8 SP MEAS ‏ل نمضيل ريات‎ 4d</w:t>
+        <w:t>4d ‎تاير ليضمن ل‏ MEAS SP 8</w:t>
         <w:br/>
         <w:t>‏مي‎ (ery herr ‏عدن نون هو‎ 10</w:t>
       </w:r>
@@ -2131,7 +2131,7 @@
           <w:b w:val="0"/>
           <w:i w:val="0"/>
         </w:rPr>
-        <w:t>‏إجمالي الرواتب والأجور عن شهر ديسمير ١1١5م‏</w:t>
+        <w:t>‏م١1١5 ريمسيد رهش نع روجألاو بتاورلا يلامجإ‏</w:t>
       </w:r>
     </w:p>
     <w:p>
@@ -2172,7 +2172,7 @@
           <w:b w:val="0"/>
           <w:i w:val="0"/>
         </w:rPr>
-        <w:t>‏4 أوزكو المحدود</w:t>
+        <w:t>دودحملا وكزوأ 4‏</w:t>
       </w:r>
     </w:p>
     <w:p>
@@ -2204,7 +2204,7 @@
         <w:br/>
         <w:t>[صفحة 1 - OCR]</w:t>
         <w:br/>
-        <w:t>شركة أوزكو المحدودة التاريخ : 2015/7/29 م 02:10:06</w:t>
+        <w:t>02:10:06 م 2015/7/29 : خيراتلا ةدودحملا وكزوأ ةكرش</w:t>
         <w:br/>
         <w:t>ص.ب 514945 ‎TVOVE ban‏ صفحة رقم : 1[ .</w:t>
         <w:br/>
@@ -2221,7 +2221,7 @@
           <w:b w:val="0"/>
           <w:i w:val="0"/>
         </w:rPr>
-        <w:t>التساريخ :2015/7/29 اليوميةالفرعية :</w:t>
+        <w:t>: ةيعرفلاةيمويلا :2015/7/29 خيراستلا</w:t>
         <w:br/>
         <w:t>شرح القيد:رواتب العاملين بفيلا_ عن شهر يوليو ‎"١ ١‏</w:t>
       </w:r>
@@ -2257,7 +2257,7 @@
         <w:br/>
         <w:t>10011000 صندوق رئيسي - جدة</w:t>
         <w:br/>
-        <w:t>الى :</w:t>
+        <w:t>: ىلا</w:t>
       </w:r>
     </w:p>
     <w:p>
@@ -2285,7 +2285,7 @@
         </w:rPr>
         <w:t>[صفحة 2 - OCR]</w:t>
         <w:br/>
-        <w:t>0260 CO. LTD. ‏شركة أوزكو المحدودة‎</w:t>
+        <w:t>‎ةدودحملا وكزوأ ةكرش‏ LTD. CO. 0260</w:t>
         <w:br/>
         <w:t>JEDDAH - OZCO BUILDING ‏جدة - عمارة أوزكو‎</w:t>
         <w:br/>
@@ -2317,9 +2317,9 @@
           <w:b w:val="0"/>
           <w:i w:val="0"/>
         </w:rPr>
-        <w:t>‎Jew‏ الموافق : ‎١/٠١6‏ بلسي</w:t>
+        <w:t>يسلب ‏١/٠١6‎ : قفاوملا ‏Jew‎</w:t>
         <w:br/>
-        <w:t>يصرف الى المكرم : مذكورين</w:t>
+        <w:t>نيروكذم : مركملا ىلا فرصي</w:t>
       </w:r>
     </w:p>
     <w:p>
@@ -2358,7 +2358,7 @@
           <w:b w:val="0"/>
           <w:i w:val="0"/>
         </w:rPr>
-        <w:t>‏المستلم</w:t>
+        <w:t>ملتسملا‏</w:t>
       </w:r>
     </w:p>
     <w:p>
@@ -2440,7 +2440,7 @@
           <w:b w:val="0"/>
           <w:i w:val="0"/>
         </w:rPr>
-        <w:t>‏الخلتدهد ‎(FSF‏ رين</w:t>
+        <w:t>نير ‏FSF)‎ دهدتلخلا‏</w:t>
       </w:r>
     </w:p>
     <w:sectPr>

--- a/zaini_case_audit_output/outputs/word/documents/132_فلة الوادي 2015 (rar).docx
+++ b/zaini_case_audit_output/outputs/word/documents/132_فلة الوادي 2015 (rar).docx
@@ -78,7 +78,7 @@
           <w:b w:val="0"/>
           <w:i w:val="0"/>
         </w:rPr>
-        <w:t>[rar :ةقيرط - 6 :ةيلخادلا تافلملا ددع - 1WUZ01OMDTjsU_b1X41ihwABmKmeD9BPQ.rar فيشرأ]</w:t>
+        <w:t>[أرشيف 1WUZ01OMDTjsU_b1X41ihwABmKmeD9BPQ.rar - عدد الملفات الداخلية: 6 - طريقة: rar]</w:t>
       </w:r>
     </w:p>
     <w:p>
@@ -95,7 +95,7 @@
         <w:br/>
         <w:t>[صفحة 1 - OCR]</w:t>
         <w:br/>
-        <w:t>09:23:09 ص 2015/8/30 : خيراتلا ةدودحملا ‏jal pS‎ ةكرش</w:t>
+        <w:t>شركة ‎pS jal‏ المحدودة التاريخ : 2015/8/30 ص 09:23:09</w:t>
         <w:br/>
         <w:t>ص.ب 464":ه ‎11١614 ban‏ صفحة رقم : 1</w:t>
       </w:r>
@@ -201,7 +201,7 @@
           <w:b w:val="0"/>
           <w:i w:val="0"/>
         </w:rPr>
-        <w:t>: ةيعرفلاةيمويلا :2015/8/30 خيرالتلا</w:t>
+        <w:t>التلاريخ :2015/8/30 اليوميةالفرعية :</w:t>
         <w:br/>
         <w:t>شر القيدء باس ‎ly oli‏ لشي لد ريدي عن شهر اغسطس 1016م</w:t>
       </w:r>
@@ -265,7 +265,7 @@
         </w:rPr>
         <w:t>[صفحة 2 - OCR]</w:t>
         <w:br/>
-        <w:t>ةدودحملا وكزوأ ةكرش</w:t>
+        <w:t>شركة أوزكو المحدودة</w:t>
         <w:br/>
         <w:t>جدة - عمارة أوزكو</w:t>
       </w:r>
@@ -319,7 +319,7 @@
           <w:b w:val="0"/>
           <w:i w:val="0"/>
         </w:rPr>
-        <w:t>نيروكذم : مركملا ىلا فرصي</w:t>
+        <w:t>يصرف الى المكرم : مذكورين</w:t>
       </w:r>
     </w:p>
     <w:p>
@@ -362,7 +362,7 @@
         </w:rPr>
         <w:t>التاريخ : 015/8/58 م</w:t>
         <w:br/>
-        <w:t>هل 153/11/18 : ققاوملا</w:t>
+        <w:t>المواقق : 153/11/18 له</w:t>
       </w:r>
     </w:p>
     <w:p>
@@ -401,7 +401,7 @@
           <w:b w:val="0"/>
           <w:i w:val="0"/>
         </w:rPr>
-        <w:t>ملتسملا</w:t>
+        <w:t>المستلم</w:t>
       </w:r>
     </w:p>
     <w:p>
@@ -458,7 +458,7 @@
         </w:rPr>
         <w:t>on ‏هم‎ " * wer</w:t>
         <w:br/>
-        <w:t>‎لا ا‏ lr | ‎ا‏ ea</w:t>
+        <w:t>ea ‏ا‎ | lr ‏ا ال‎</w:t>
       </w:r>
     </w:p>
     <w:p>
@@ -527,7 +527,7 @@
           <w:b w:val="0"/>
           <w:i w:val="0"/>
         </w:rPr>
-        <w:t>‎[١ COR SCOTT CN CETTE‏ اس[ سم[ ‎CS PTO PSII CCT CT COTO [١ [١ CORN‏ | لاقي</w:t>
+        <w:t>يقال | ‏CORN ١] ١] COTO CT CCT PSII PTO CS‎ ]مس ]سا ‏CETTE CN SCOTT COR ١]‎</w:t>
       </w:r>
     </w:p>
     <w:p>
@@ -701,7 +701,7 @@
           <w:b w:val="0"/>
           <w:i w:val="0"/>
         </w:rPr>
-        <w:t>: ةيعرفلاةيمويلا :2015/9/20 خيراتلا</w:t>
+        <w:t>التاريخ :2015/9/20 اليوميةالفرعية :</w:t>
       </w:r>
     </w:p>
     <w:p>
@@ -714,7 +714,7 @@
           <w:b w:val="0"/>
           <w:i w:val="0"/>
         </w:rPr>
-        <w:t>‏ee Ys‎ ليز ةمخل نش اب نيلمابلا كادر :ديقلا رشا</w:t>
+        <w:t>اشر القيد: رداك الباملين با شن لخمة زيل ‎Ys ee‏</w:t>
       </w:r>
     </w:p>
     <w:p>
@@ -769,7 +769,7 @@
         </w:rPr>
         <w:t>[صفحة 2 - OCR]</w:t>
         <w:br/>
-        <w:t>0200 ‏LTD. CO.‎ ةدودحملا وكزوأ ةكرش</w:t>
+        <w:t>شركة أوزكو المحدودة ‎CO. LTD.‏ 0200</w:t>
         <w:br/>
         <w:t>جدة - عمارة أوزكو ‎JEDDAH - 0260 BUILDING‏</w:t>
         <w:br/>
@@ -801,9 +801,9 @@
           <w:b w:val="0"/>
           <w:i w:val="0"/>
         </w:rPr>
-        <w:t>‏VETTE‎ : قفاوملا لاير</w:t>
+        <w:t>ريال الموافق : ‎VETTE‏</w:t>
         <w:br/>
-        <w:t>نيروكذم : مركملا ىلا فرصي‏</w:t>
+        <w:t>‏يصرف الى المكرم : مذكورين</w:t>
       </w:r>
     </w:p>
     <w:p>
@@ -1008,7 +1008,7 @@
           <w:b w:val="0"/>
           <w:i w:val="0"/>
         </w:rPr>
-        <w:t>‎دهددلخلا‏ FCSE rsp</w:t>
+        <w:t>rsp FCSE ‏الخلددهد‎</w:t>
       </w:r>
     </w:p>
     <w:p>
@@ -1025,7 +1025,7 @@
         <w:br/>
         <w:t>[صفحة 1 - OCR]</w:t>
         <w:br/>
-        <w:t>0803-27 ص2015/10/28 :خيرتلا ةدودحملا وكزوأ ةكرش</w:t>
+        <w:t>شركة أوزكو المحدودة التريخ: 2015/10/28ص 0803-27</w:t>
         <w:br/>
         <w:t>ص,ب 514745 ‎YVOVE Sap‏ صفحة رقم : 1</w:t>
         <w:br/>
@@ -1163,7 +1163,7 @@
         </w:rPr>
         <w:t>[صفحة 2 - OCR]</w:t>
         <w:br/>
-        <w:t>‎ةدودحملا وكزوأ ةكرش‏ LTD. CO. OZCO</w:t>
+        <w:t>OZCO CO. LTD. ‏شركة أوزكو المحدودة‎</w:t>
         <w:br/>
         <w:t>JEDDAH - 0260 BUILDING ‏جدة - عمارة أوزكو‎</w:t>
         <w:br/>
@@ -1195,7 +1195,7 @@
           <w:b w:val="0"/>
           <w:i w:val="0"/>
         </w:rPr>
-        <w:t>1559/01/18 : ىفاوملا لاير</w:t>
+        <w:t>ريال الموافى : 1559/01/18</w:t>
       </w:r>
     </w:p>
     <w:p>
@@ -1208,7 +1208,7 @@
           <w:b w:val="0"/>
           <w:i w:val="0"/>
         </w:rPr>
-        <w:t>نيروكذم : مركملا ىلا فرصي</w:t>
+        <w:t>يصرف الى المكرم : مذكورين</w:t>
         <w:br/>
         <w:t>مبلغ فقط وقدره : ثلاثة عشرةٍ الف وستمائة وسبعون ريل لاغير.</w:t>
         <w:br/>
@@ -1227,7 +1227,7 @@
         </w:rPr>
         <w:t>1</w:t>
         <w:br/>
-        <w:t>سهما آم</w:t>
+        <w:t>مآ امهس</w:t>
         <w:br/>
         <w:t>‎te‏ لمعنس سا</w:t>
       </w:r>
@@ -1392,7 +1392,7 @@
           <w:b w:val="0"/>
           <w:i w:val="0"/>
         </w:rPr>
-        <w:t>‎للاب‏ ge eH ?3 UTA BOT</w:t>
+        <w:t>BOT UTA 3? eH ge ‏بالل‎</w:t>
         <w:br/>
         <w:t>‎HAP? : orf ifort</w:t>
       </w:r>
@@ -1439,7 +1439,7 @@
           <w:b w:val="0"/>
           <w:i w:val="0"/>
         </w:rPr>
-        <w:t>11:22:20 ص 2015/12/1 : خيراستلا ةدودححملا وكزوأ ةكرش</w:t>
+        <w:t>شركة أوزكو المححدودة التساريخ : 2015/12/1 ص 11:22:20</w:t>
       </w:r>
     </w:p>
     <w:p>
@@ -1499,7 +1499,7 @@
           <w:b w:val="0"/>
           <w:i w:val="0"/>
         </w:rPr>
-        <w:t>ةيسينودنالا -اريدوس ةمداخلا 10095725</w:t>
+        <w:t>10095725 الخادمة سوديرا- الاندونيسية</w:t>
       </w:r>
     </w:p>
     <w:p>
@@ -1542,7 +1542,7 @@
         </w:rPr>
         <w:t>[صفحة 2 - OCR]</w:t>
         <w:br/>
-        <w:t>‎ةدودحملا وكزوأ ةكرش‏ LTD. CO. OZCO</w:t>
+        <w:t>OZCO CO. LTD. ‏شركة أوزكو المحدودة‎</w:t>
         <w:br/>
         <w:t>JEDDAH - 0260 BUILDING ‏جدة - عمارة أوزكو‎</w:t>
         <w:br/>
@@ -1572,7 +1572,7 @@
           <w:b w:val="0"/>
           <w:i w:val="0"/>
         </w:rPr>
-        <w:t>ها قفاوملا ما</w:t>
+        <w:t>ام الموافق اه</w:t>
       </w:r>
     </w:p>
     <w:p>
@@ -1585,7 +1585,7 @@
           <w:b w:val="0"/>
           <w:i w:val="0"/>
         </w:rPr>
-        <w:t>نيروكذم : مركملا ىلا فرصي</w:t>
+        <w:t>يصرف الى المكرم : مذكورين</w:t>
         <w:br/>
         <w:t>مبلغ فقط وقدره : أربعة عشرة الف وثلاثمائة وسبعون ربل لاغير.</w:t>
         <w:br/>
@@ -1602,7 +1602,7 @@
           <w:b w:val="0"/>
           <w:i w:val="0"/>
         </w:rPr>
-        <w:t>قودنصلا نيمأ ملتسملا</w:t>
+        <w:t>المستلم أمين الصندوق</w:t>
         <w:br/>
         <w:t>2 ~</w:t>
         <w:br/>
@@ -1619,7 +1619,7 @@
           <w:b w:val="0"/>
           <w:i w:val="0"/>
         </w:rPr>
-        <w:t>كك ل وو وحسم حلا</w:t>
+        <w:t>الح مسحو وو ل كك</w:t>
       </w:r>
     </w:p>
     <w:p>
@@ -1685,7 +1685,7 @@
         <w:br/>
         <w:t>‎Voary‏</w:t>
         <w:br/>
-        <w:t>ممالاملا‏</w:t>
+        <w:t>‏المالامم</w:t>
       </w:r>
     </w:p>
     <w:p>
@@ -1825,7 +1825,7 @@
         </w:rPr>
         <w:t>‎WEES AAAS</w:t>
         <w:br/>
-        <w:t>‎؛ لا / هدب‏ ?WF</w:t>
+        <w:t>WF? ‏بده / ال ؛‎</w:t>
       </w:r>
     </w:p>
     <w:p>
@@ -1855,7 +1855,7 @@
         <w:br/>
         <w:t>[صفحة 1 - OCR]</w:t>
         <w:br/>
-        <w:t>11:54:29 ص2015/12/29 : خيراتلا ةدودحملاوكزوأ ةكرش</w:t>
+        <w:t>شركة أوزكوالمحدودة التاريخ : 2015/12/29ص 11:54:29</w:t>
         <w:br/>
         <w:t>‎YVONNE ban 514595 Oe‏ صفحة رقم : 1</w:t>
         <w:br/>
@@ -1904,7 +1904,7 @@
           <w:b w:val="0"/>
           <w:i w:val="0"/>
         </w:rPr>
-        <w:t>ةيسينودنالا اريدوس ةمداخلا 10095725</w:t>
+        <w:t>10095725 الخادمة سوديرا الاندونيسية</w:t>
       </w:r>
     </w:p>
     <w:p>
@@ -1930,7 +1930,7 @@
           <w:b w:val="0"/>
           <w:i w:val="0"/>
         </w:rPr>
-        <w:t>‏170,H17‎ ما ‏a‎ يبس بلل</w:t>
+        <w:t>للب سبي ‎a‏ ام ‎H17,170‏</w:t>
       </w:r>
     </w:p>
     <w:p>
@@ -1945,7 +1945,7 @@
         </w:rPr>
         <w:t>[صفحة 2 - OCR]</w:t>
         <w:br/>
-        <w:t>‎ةدودحملا وكزوأ ةكرش‏ LTD. CO. OZCO</w:t>
+        <w:t>OZCO CO. LTD. ‏شركة أوزكو المحدودة‎</w:t>
         <w:br/>
         <w:t>JEDDAH - 02600 BUILDING ‏جدة - عمارة أوزكو‎</w:t>
         <w:br/>
@@ -1975,7 +1975,7 @@
           <w:b w:val="0"/>
           <w:i w:val="0"/>
         </w:rPr>
-        <w:t>ماا : قفاوملا لا</w:t>
+        <w:t>ال الموافق : اام</w:t>
       </w:r>
     </w:p>
     <w:p>
@@ -1988,7 +1988,7 @@
           <w:b w:val="0"/>
           <w:i w:val="0"/>
         </w:rPr>
-        <w:t>نيروكذم : مركملا ىلا فرصي</w:t>
+        <w:t>يصرف الى المكرم : مذكورين</w:t>
         <w:br/>
         <w:t>مبلغ وقدره : أربعة عشرة الف وستمائة وسبعون ربد لاغير 2</w:t>
         <w:br/>
@@ -2005,7 +2005,7 @@
           <w:b w:val="0"/>
           <w:i w:val="0"/>
         </w:rPr>
-        <w:t>ملتسملا</w:t>
+        <w:t>المستلم</w:t>
       </w:r>
     </w:p>
     <w:p>
@@ -2063,7 +2063,7 @@
           <w:b w:val="0"/>
           <w:i w:val="0"/>
         </w:rPr>
-        <w:t>4d ‎تاير ليضمن ل‏ MEAS SP 8</w:t>
+        <w:t>8 SP MEAS ‏ل نمضيل ريات‎ 4d</w:t>
         <w:br/>
         <w:t>‏مي‎ (ery herr ‏عدن نون هو‎ 10</w:t>
       </w:r>
@@ -2131,7 +2131,7 @@
           <w:b w:val="0"/>
           <w:i w:val="0"/>
         </w:rPr>
-        <w:t>‏م١1١5 ريمسيد رهش نع روجألاو بتاورلا يلامجإ‏</w:t>
+        <w:t>‏إجمالي الرواتب والأجور عن شهر ديسمير ١1١5م‏</w:t>
       </w:r>
     </w:p>
     <w:p>
@@ -2172,7 +2172,7 @@
           <w:b w:val="0"/>
           <w:i w:val="0"/>
         </w:rPr>
-        <w:t>دودحملا وكزوأ 4‏</w:t>
+        <w:t>‏4 أوزكو المحدود</w:t>
       </w:r>
     </w:p>
     <w:p>
@@ -2204,7 +2204,7 @@
         <w:br/>
         <w:t>[صفحة 1 - OCR]</w:t>
         <w:br/>
-        <w:t>02:10:06 م 2015/7/29 : خيراتلا ةدودحملا وكزوأ ةكرش</w:t>
+        <w:t>شركة أوزكو المحدودة التاريخ : 2015/7/29 م 02:10:06</w:t>
         <w:br/>
         <w:t>ص.ب 514945 ‎TVOVE ban‏ صفحة رقم : 1[ .</w:t>
         <w:br/>
@@ -2221,7 +2221,7 @@
           <w:b w:val="0"/>
           <w:i w:val="0"/>
         </w:rPr>
-        <w:t>: ةيعرفلاةيمويلا :2015/7/29 خيراستلا</w:t>
+        <w:t>التساريخ :2015/7/29 اليوميةالفرعية :</w:t>
         <w:br/>
         <w:t>شرح القيد:رواتب العاملين بفيلا_ عن شهر يوليو ‎"١ ١‏</w:t>
       </w:r>
@@ -2257,7 +2257,7 @@
         <w:br/>
         <w:t>10011000 صندوق رئيسي - جدة</w:t>
         <w:br/>
-        <w:t>: ىلا</w:t>
+        <w:t>الى :</w:t>
       </w:r>
     </w:p>
     <w:p>
@@ -2285,7 +2285,7 @@
         </w:rPr>
         <w:t>[صفحة 2 - OCR]</w:t>
         <w:br/>
-        <w:t>‎ةدودحملا وكزوأ ةكرش‏ LTD. CO. 0260</w:t>
+        <w:t>0260 CO. LTD. ‏شركة أوزكو المحدودة‎</w:t>
         <w:br/>
         <w:t>JEDDAH - OZCO BUILDING ‏جدة - عمارة أوزكو‎</w:t>
         <w:br/>
@@ -2317,9 +2317,9 @@
           <w:b w:val="0"/>
           <w:i w:val="0"/>
         </w:rPr>
-        <w:t>يسلب ‏١/٠١6‎ : قفاوملا ‏Jew‎</w:t>
+        <w:t>‎Jew‏ الموافق : ‎١/٠١6‏ بلسي</w:t>
         <w:br/>
-        <w:t>نيروكذم : مركملا ىلا فرصي</w:t>
+        <w:t>يصرف الى المكرم : مذكورين</w:t>
       </w:r>
     </w:p>
     <w:p>
@@ -2358,7 +2358,7 @@
           <w:b w:val="0"/>
           <w:i w:val="0"/>
         </w:rPr>
-        <w:t>ملتسملا‏</w:t>
+        <w:t>‏المستلم</w:t>
       </w:r>
     </w:p>
     <w:p>
@@ -2440,7 +2440,7 @@
           <w:b w:val="0"/>
           <w:i w:val="0"/>
         </w:rPr>
-        <w:t>نير ‏FSF)‎ دهدتلخلا‏</w:t>
+        <w:t>‏الخلتدهد ‎(FSF‏ رين</w:t>
       </w:r>
     </w:p>
     <w:sectPr>

--- a/zaini_case_audit_output/outputs/word/documents/132_فلة الوادي 2015 (rar).docx
+++ b/zaini_case_audit_output/outputs/word/documents/132_فلة الوادي 2015 (rar).docx
@@ -737,7 +737,7 @@
         <w:br/>
         <w:t>‏10095749 (جامير هيدرالى(فيلا ش ‎٠‏ اسامة ب العاملين بفيلا ش ‎٠‏ احمد زينى عن</w:t>
         <w:br/>
-        <w:t>10095725 الخادمة سوديرا- الاندونيسية ‎n‏ \ ن بفيلا 5 ‎te bt‏</w:t>
+        <w:t>‏bt te‎ 5 اليفب ن \ ‏n‎ ةيسينودنالا -اريدوس ةمداخلا 10095725</w:t>
         <w:br/>
         <w:t>10095727 ابراهيم ببتشان ب العاملين بفيلا ش ‎٠‏ احمد زينى عد</w:t>
         <w:br/>
